--- a/tillsyn/A 39364-2026 tillsynsbegäran.docx
+++ b/tillsyn/A 39364-2026 tillsynsbegäran.docx
@@ -374,7 +374,7 @@
     <w:r>
       <w:tab/>
       <w:tab/>
-      <w:t>2026-09-24</w:t>
+      <w:t>2026-09-25</w:t>
       <w:br/>
       <w:br/>
     </w:r>

--- a/tillsyn/A 39364-2026 tillsynsbegäran.docx
+++ b/tillsyn/A 39364-2026 tillsynsbegäran.docx
@@ -374,7 +374,7 @@
     <w:r>
       <w:tab/>
       <w:tab/>
-      <w:t>2026-09-25</w:t>
+      <w:t>2026-09-26</w:t>
       <w:br/>
       <w:br/>
     </w:r>

--- a/tillsyn/A 39364-2026 tillsynsbegäran.docx
+++ b/tillsyn/A 39364-2026 tillsynsbegäran.docx
@@ -374,7 +374,7 @@
     <w:r>
       <w:tab/>
       <w:tab/>
-      <w:t>2026-09-26</w:t>
+      <w:t>2026-09-27</w:t>
       <w:br/>
       <w:br/>
     </w:r>

--- a/tillsyn/A 39364-2026 tillsynsbegäran.docx
+++ b/tillsyn/A 39364-2026 tillsynsbegäran.docx
@@ -374,7 +374,7 @@
     <w:r>
       <w:tab/>
       <w:tab/>
-      <w:t>2026-09-27</w:t>
+      <w:t>2026-09-28</w:t>
       <w:br/>
       <w:br/>
     </w:r>

--- a/tillsyn/A 39364-2026 tillsynsbegäran.docx
+++ b/tillsyn/A 39364-2026 tillsynsbegäran.docx
@@ -374,7 +374,7 @@
     <w:r>
       <w:tab/>
       <w:tab/>
-      <w:t>2026-09-28</w:t>
+      <w:t>2026-09-29</w:t>
       <w:br/>
       <w:br/>
     </w:r>

--- a/tillsyn/A 39364-2026 tillsynsbegäran.docx
+++ b/tillsyn/A 39364-2026 tillsynsbegäran.docx
@@ -374,7 +374,7 @@
     <w:r>
       <w:tab/>
       <w:tab/>
-      <w:t>2026-09-29</w:t>
+      <w:t>2026-09-30</w:t>
       <w:br/>
       <w:br/>
     </w:r>

--- a/tillsyn/A 39364-2026 tillsynsbegäran.docx
+++ b/tillsyn/A 39364-2026 tillsynsbegäran.docx
@@ -374,7 +374,7 @@
     <w:r>
       <w:tab/>
       <w:tab/>
-      <w:t>2026-09-30</w:t>
+      <w:t>2026-10-01</w:t>
       <w:br/>
       <w:br/>
     </w:r>

--- a/tillsyn/A 39364-2026 tillsynsbegäran.docx
+++ b/tillsyn/A 39364-2026 tillsynsbegäran.docx
@@ -374,7 +374,7 @@
     <w:r>
       <w:tab/>
       <w:tab/>
-      <w:t>2026-10-01</w:t>
+      <w:t>2026-10-02</w:t>
       <w:br/>
       <w:br/>
     </w:r>

--- a/tillsyn/A 39364-2026 tillsynsbegäran.docx
+++ b/tillsyn/A 39364-2026 tillsynsbegäran.docx
@@ -374,7 +374,7 @@
     <w:r>
       <w:tab/>
       <w:tab/>
-      <w:t>2026-10-02</w:t>
+      <w:t>2026-10-03</w:t>
       <w:br/>
       <w:br/>
     </w:r>

--- a/tillsyn/A 39364-2026 tillsynsbegäran.docx
+++ b/tillsyn/A 39364-2026 tillsynsbegäran.docx
@@ -374,7 +374,7 @@
     <w:r>
       <w:tab/>
       <w:tab/>
-      <w:t>2026-10-03</w:t>
+      <w:t>2026-10-04</w:t>
       <w:br/>
       <w:br/>
     </w:r>

--- a/tillsyn/A 39364-2026 tillsynsbegäran.docx
+++ b/tillsyn/A 39364-2026 tillsynsbegäran.docx
@@ -374,7 +374,7 @@
     <w:r>
       <w:tab/>
       <w:tab/>
-      <w:t>2026-10-04</w:t>
+      <w:t>2026-10-05</w:t>
       <w:br/>
       <w:br/>
     </w:r>

--- a/tillsyn/A 39364-2026 tillsynsbegäran.docx
+++ b/tillsyn/A 39364-2026 tillsynsbegäran.docx
@@ -374,7 +374,7 @@
     <w:r>
       <w:tab/>
       <w:tab/>
-      <w:t>2026-10-05</w:t>
+      <w:t>2026-10-06</w:t>
       <w:br/>
       <w:br/>
     </w:r>

--- a/tillsyn/A 39364-2026 tillsynsbegäran.docx
+++ b/tillsyn/A 39364-2026 tillsynsbegäran.docx
@@ -374,7 +374,7 @@
     <w:r>
       <w:tab/>
       <w:tab/>
-      <w:t>2026-10-06</w:t>
+      <w:t>2026-10-07</w:t>
       <w:br/>
       <w:br/>
     </w:r>

--- a/tillsyn/A 39364-2026 tillsynsbegäran.docx
+++ b/tillsyn/A 39364-2026 tillsynsbegäran.docx
@@ -374,7 +374,7 @@
     <w:r>
       <w:tab/>
       <w:tab/>
-      <w:t>2026-10-07</w:t>
+      <w:t>2026-10-08</w:t>
       <w:br/>
       <w:br/>
     </w:r>

--- a/tillsyn/A 39364-2026 tillsynsbegäran.docx
+++ b/tillsyn/A 39364-2026 tillsynsbegäran.docx
@@ -374,7 +374,7 @@
     <w:r>
       <w:tab/>
       <w:tab/>
-      <w:t>2026-10-08</w:t>
+      <w:t>2026-10-09</w:t>
       <w:br/>
       <w:br/>
     </w:r>

--- a/tillsyn/A 39364-2026 tillsynsbegäran.docx
+++ b/tillsyn/A 39364-2026 tillsynsbegäran.docx
@@ -374,7 +374,7 @@
     <w:r>
       <w:tab/>
       <w:tab/>
-      <w:t>2026-10-09</w:t>
+      <w:t>2026-10-10</w:t>
       <w:br/>
       <w:br/>
     </w:r>

--- a/tillsyn/A 39364-2026 tillsynsbegäran.docx
+++ b/tillsyn/A 39364-2026 tillsynsbegäran.docx
@@ -374,7 +374,7 @@
     <w:r>
       <w:tab/>
       <w:tab/>
-      <w:t>2026-10-10</w:t>
+      <w:t>2026-10-11</w:t>
       <w:br/>
       <w:br/>
     </w:r>

--- a/tillsyn/A 39364-2026 tillsynsbegäran.docx
+++ b/tillsyn/A 39364-2026 tillsynsbegäran.docx
@@ -374,7 +374,7 @@
     <w:r>
       <w:tab/>
       <w:tab/>
-      <w:t>2026-10-11</w:t>
+      <w:t>2026-10-12</w:t>
       <w:br/>
       <w:br/>
     </w:r>

--- a/tillsyn/A 39364-2026 tillsynsbegäran.docx
+++ b/tillsyn/A 39364-2026 tillsynsbegäran.docx
@@ -374,7 +374,7 @@
     <w:r>
       <w:tab/>
       <w:tab/>
-      <w:t>2026-10-12</w:t>
+      <w:t>2026-10-13</w:t>
       <w:br/>
       <w:br/>
     </w:r>

--- a/tillsyn/A 39364-2026 tillsynsbegäran.docx
+++ b/tillsyn/A 39364-2026 tillsynsbegäran.docx
@@ -374,7 +374,7 @@
     <w:r>
       <w:tab/>
       <w:tab/>
-      <w:t>2026-10-13</w:t>
+      <w:t>2026-10-14</w:t>
       <w:br/>
       <w:br/>
     </w:r>

--- a/tillsyn/A 39364-2026 tillsynsbegäran.docx
+++ b/tillsyn/A 39364-2026 tillsynsbegäran.docx
@@ -374,7 +374,7 @@
     <w:r>
       <w:tab/>
       <w:tab/>
-      <w:t>2026-10-14</w:t>
+      <w:t>2026-10-15</w:t>
       <w:br/>
       <w:br/>
     </w:r>

--- a/tillsyn/A 39364-2026 tillsynsbegäran.docx
+++ b/tillsyn/A 39364-2026 tillsynsbegäran.docx
@@ -374,7 +374,7 @@
     <w:r>
       <w:tab/>
       <w:tab/>
-      <w:t>2026-10-15</w:t>
+      <w:t>2026-10-16</w:t>
       <w:br/>
       <w:br/>
     </w:r>

--- a/tillsyn/A 39364-2026 tillsynsbegäran.docx
+++ b/tillsyn/A 39364-2026 tillsynsbegäran.docx
@@ -374,7 +374,7 @@
     <w:r>
       <w:tab/>
       <w:tab/>
-      <w:t>2026-10-16</w:t>
+      <w:t>2026-10-17</w:t>
       <w:br/>
       <w:br/>
     </w:r>

--- a/tillsyn/A 39364-2026 tillsynsbegäran.docx
+++ b/tillsyn/A 39364-2026 tillsynsbegäran.docx
@@ -374,7 +374,7 @@
     <w:r>
       <w:tab/>
       <w:tab/>
-      <w:t>2026-10-17</w:t>
+      <w:t>2026-10-18</w:t>
       <w:br/>
       <w:br/>
     </w:r>

--- a/tillsyn/A 39364-2026 tillsynsbegäran.docx
+++ b/tillsyn/A 39364-2026 tillsynsbegäran.docx
@@ -374,7 +374,7 @@
     <w:r>
       <w:tab/>
       <w:tab/>
-      <w:t>2026-10-18</w:t>
+      <w:t>2026-10-19</w:t>
       <w:br/>
       <w:br/>
     </w:r>

--- a/tillsyn/A 39364-2026 tillsynsbegäran.docx
+++ b/tillsyn/A 39364-2026 tillsynsbegäran.docx
@@ -374,7 +374,7 @@
     <w:r>
       <w:tab/>
       <w:tab/>
-      <w:t>2026-10-19</w:t>
+      <w:t>2026-10-20</w:t>
       <w:br/>
       <w:br/>
     </w:r>

--- a/tillsyn/A 39364-2026 tillsynsbegäran.docx
+++ b/tillsyn/A 39364-2026 tillsynsbegäran.docx
@@ -374,7 +374,7 @@
     <w:r>
       <w:tab/>
       <w:tab/>
-      <w:t>2026-10-20</w:t>
+      <w:t>2026-10-21</w:t>
       <w:br/>
       <w:br/>
     </w:r>

--- a/tillsyn/A 39364-2026 tillsynsbegäran.docx
+++ b/tillsyn/A 39364-2026 tillsynsbegäran.docx
@@ -22,7 +22,7 @@
       <w:r>
         <w:drawing>
           <wp:inline xmlns:a="http://schemas.openxmlformats.org/drawingml/2006/main" xmlns:pic="http://schemas.openxmlformats.org/drawingml/2006/picture">
-            <wp:extent cx="5486400" cy="4319362"/>
+            <wp:extent cx="5486400" cy="4200584"/>
             <wp:docPr id="1" name="Picture 1"/>
             <wp:cNvGraphicFramePr>
               <a:graphicFrameLocks noChangeAspect="1"/>
@@ -43,7 +43,7 @@
                   <pic:spPr>
                     <a:xfrm>
                       <a:off x="0" y="0"/>
-                      <a:ext cx="5486400" cy="4319362"/>
+                      <a:ext cx="5486400" cy="4200584"/>
                     </a:xfrm>
                     <a:prstGeom prst="rect"/>
                   </pic:spPr>
@@ -60,12 +60,12 @@
         <w:spacing w:after="240"/>
       </w:pPr>
       <w:r>
-        <w:t>Figur 1. Fyndplatser för naturvårdsarter inom 18 meter från avverkningsanmälan. Markörer utan svart kant är placerade på fyndplatsen. Markörer med svart kant är placerade vid sidan av fyndplatsen och har ett svart streck som visar fyndplatsens exakta position. Kartans mittpunktskoordinat är N 6458553, E 454015 i SWEREF 99 TM.</w:t>
+        <w:t>Figur 1. Fyndplatser för naturvårdsarter inom 21 meter från avverkningsanmälan. Markörer utan svart kant är placerade på fyndplatsen. Markörer med svart kant är placerade vid sidan av fyndplatsen och har ett svart streck som visar fyndplatsens exakta position. Kartans mittpunktskoordinat är N 6458553, E 454015 i SWEREF 99 TM.</w:t>
       </w:r>
     </w:p>
     <w:p>
       <w:r>
-        <w:t>Inom 18 meter från avverkningsanmälan finns fynd av 4 naturvårdsarter, varav 1 är rödlistad, 2 är fridlysta, 1 är typisk (T) och 2 är signalarter (S): brunlångöra (NT, §4a), fransig jordstjärna (S), grovticka (S, T) och svartvit flugsnappare (§4). Se Figur 1.</w:t>
+        <w:t>Inom 21 meter från avverkningsanmälan finns fynd av 7 naturvårdsarter, varav 4 är rödlistade, 2 är fridlysta, 3 är typiska (T) och 2 är signalarter (S): brunlångöra (NT, §4a), dropptaggsvamp (NT, T), motaggsvamp (NT, T), skarp dropptaggsvamp (NT), fransig jordstjärna (S), grovticka (S, T) och svartvit flugsnappare (§4). Se Figur 1.</w:t>
       </w:r>
     </w:p>
     <w:p>
@@ -126,6 +126,57 @@
       </w:r>
       <w:r>
         <w:t xml:space="preserve"> (SLU Artdatabanken, 2024).</w:t>
+      </w:r>
+    </w:p>
+    <w:p>
+      <w:r>
+        <w:rPr>
+          <w:b/>
+        </w:rPr>
+        <w:t>Dropptaggsvamp (NT)</w:t>
+      </w:r>
+      <w:r>
+        <w:t xml:space="preserve"> bildar mykorrhiza med tall, främst i barrskog med trädkontinuitet, i magra, torra och ljusöppna lavtallskogar och i barrblandskogar med friskmossor och lingon i fältskiktet. Den totala populationen i landet har minskat och bedöms fortsätta minska till följd av slutavverkningar av tallskog. Det är högst oklart om arten långsiktigt kan etablera och reproducera sig i skogsbestånd som brukas med trakthyggesmetoder, markberedning, gödsling eller föryngring med förädlat plantmaterial. Uppfyller kriterierna för att bli rödlistad på grund av ny kunskap som visar att en större andel av populationen än tidigare bedömt är knuten till kontinuitetsbarrskog. Minskningstakten för den svenska populationen bedöms vara nära gränsvärdet för Sårbar (VU). Dropptaggsvamp är typisk art för </w:t>
+      </w:r>
+      <w:r>
+        <w:rPr>
+          <w:i/>
+        </w:rPr>
+        <w:t xml:space="preserve">9010 Taiga </w:t>
+      </w:r>
+      <w:r>
+        <w:t>(SLU Artdatabanken, 2026).</w:t>
+      </w:r>
+    </w:p>
+    <w:p>
+      <w:r>
+        <w:rPr>
+          <w:b/>
+        </w:rPr>
+        <w:t xml:space="preserve">Motaggsvamp (NT) </w:t>
+      </w:r>
+      <w:r>
+        <w:t xml:space="preserve">bildar mykorrhiza med tall i tallskog och hittas huvudsakligen i äldre, glesare skogsbestånd och hällmarksimpediment. Arten hotas främst av skogsavverkning och tycks försvinna efter slutavverkning, markberedning och plantering. Motaggsvamp är typisk art för </w:t>
+      </w:r>
+      <w:r>
+        <w:rPr>
+          <w:i/>
+        </w:rPr>
+        <w:t>9010 Taiga</w:t>
+      </w:r>
+      <w:r>
+        <w:t xml:space="preserve"> (SLU Artdatabanken, 2024).</w:t>
+      </w:r>
+    </w:p>
+    <w:p>
+      <w:r>
+        <w:rPr>
+          <w:b/>
+        </w:rPr>
+        <w:t xml:space="preserve">Skarp dropptaggsvamp (NT) </w:t>
+      </w:r>
+      <w:r>
+        <w:t>bildar mykorrhiza med både gran och tall, främst i barrskogar med trädkontinuitet. Arten uppträder dels i näringsrik kalkbarrskog och dels i sur lavtallskog. Kalkbarrskogarna är ofta grandominerade, olikåldriga och skiktade på frisk mark med ett örtrikt vegetationsskikt. Lavtallskogarna är i regel magra, torra, ljusöppna och ofta brandpräglade. Den totala populationen i landet har minskat och bedöms fortsätta minska till följd av avverkning av äldre barrskogar. Arten har begränsad förmåga att återetablera sig efter slutavverkning eller andra storskaliga skogsbruksåtgärder. Det saknas indikationer på att arten långsiktigt kan etablera eller reproducera sig i skogsbestånd som brukas med metoder som trakthyggesbruk, markberedning, gödsling eller föryngring med förädlat plantmaterial. Minskningstakten för den svenska populationen bedöms vara nära gränsvärdet för Sårbar (VU) (SLU Artdatabanken, 2026).</w:t>
       </w:r>
     </w:p>
     <w:p>
@@ -374,7 +425,7 @@
     <w:r>
       <w:tab/>
       <w:tab/>
-      <w:t>2026-10-21</w:t>
+      <w:t>2026-10-22</w:t>
       <w:br/>
       <w:br/>
     </w:r>

--- a/tillsyn/A 39364-2026 tillsynsbegäran.docx
+++ b/tillsyn/A 39364-2026 tillsynsbegäran.docx
@@ -425,7 +425,7 @@
     <w:r>
       <w:tab/>
       <w:tab/>
-      <w:t>2026-10-22</w:t>
+      <w:t>2026-10-23</w:t>
       <w:br/>
       <w:br/>
     </w:r>

--- a/tillsyn/A 39364-2026 tillsynsbegäran.docx
+++ b/tillsyn/A 39364-2026 tillsynsbegäran.docx
@@ -425,7 +425,7 @@
     <w:r>
       <w:tab/>
       <w:tab/>
-      <w:t>2026-10-23</w:t>
+      <w:t>2026-10-24</w:t>
       <w:br/>
       <w:br/>
     </w:r>

--- a/tillsyn/A 39364-2026 tillsynsbegäran.docx
+++ b/tillsyn/A 39364-2026 tillsynsbegäran.docx
@@ -425,7 +425,7 @@
     <w:r>
       <w:tab/>
       <w:tab/>
-      <w:t>2026-10-24</w:t>
+      <w:t>2026-10-25</w:t>
       <w:br/>
       <w:br/>
     </w:r>

--- a/tillsyn/A 39364-2026 tillsynsbegäran.docx
+++ b/tillsyn/A 39364-2026 tillsynsbegäran.docx
@@ -425,7 +425,7 @@
     <w:r>
       <w:tab/>
       <w:tab/>
-      <w:t>2026-10-25</w:t>
+      <w:t>2026-10-26</w:t>
       <w:br/>
       <w:br/>
     </w:r>

--- a/tillsyn/A 39364-2026 tillsynsbegäran.docx
+++ b/tillsyn/A 39364-2026 tillsynsbegäran.docx
@@ -425,7 +425,7 @@
     <w:r>
       <w:tab/>
       <w:tab/>
-      <w:t>2026-10-26</w:t>
+      <w:t>2026-10-27</w:t>
       <w:br/>
       <w:br/>
     </w:r>

--- a/tillsyn/A 39364-2026 tillsynsbegäran.docx
+++ b/tillsyn/A 39364-2026 tillsynsbegäran.docx
@@ -425,7 +425,7 @@
     <w:r>
       <w:tab/>
       <w:tab/>
-      <w:t>2026-10-27</w:t>
+      <w:t>2026-10-28</w:t>
       <w:br/>
       <w:br/>
     </w:r>

--- a/tillsyn/A 39364-2026 tillsynsbegäran.docx
+++ b/tillsyn/A 39364-2026 tillsynsbegäran.docx
@@ -425,7 +425,7 @@
     <w:r>
       <w:tab/>
       <w:tab/>
-      <w:t>2026-10-28</w:t>
+      <w:t>2026-10-29</w:t>
       <w:br/>
       <w:br/>
     </w:r>

--- a/tillsyn/A 39364-2026 tillsynsbegäran.docx
+++ b/tillsyn/A 39364-2026 tillsynsbegäran.docx
@@ -425,7 +425,7 @@
     <w:r>
       <w:tab/>
       <w:tab/>
-      <w:t>2026-10-29</w:t>
+      <w:t>2026-10-31</w:t>
       <w:br/>
       <w:br/>
     </w:r>
